--- a/보관본/러시아 인권변호사/Word/7부/7부_11화_정치적_대가.docx
+++ b/보관본/러시아 인권변호사/Word/7부/7부_11화_정치적_대가.docx
@@ -2197,7 +2197,7 @@
           <w:i w:val="0"/>
           <w:sz w:val="22"/>
         </w:rPr>
-        <w:t>Хорошая идея. Составлю с Катей маршрут завтра же.</w:t>
+        <w:t>Хорошая идея. Составлю с Екатериной Ивановной маршрут завтра же.</w:t>
       </w:r>
     </w:p>
     <w:p>
@@ -3193,7 +3193,7 @@
           <w:i w:val="0"/>
           <w:sz w:val="22"/>
         </w:rPr>
-        <w:t xml:space="preserve"> — 장면 5 료샤의 독백. 침묵으로 버티는 권력은 결국 국민의 침묵만 돌려받는다는 깨달음에서, 비판을 피하지 않고 TV로 직접 설명하기로 결심하고 담화 끝에 "침묵하지 말고 나와 논쟁하라"고 호소한다 (장면 6).</w:t>
+        <w:t xml:space="preserve"> — 한국어 해설: 장면 5 료샤의 독백. 침묵으로 버티는 권력은 결국 국민의 침묵만 돌려받는다는 깨달음에서, 비판을 피하지 않고 TV로 직접 설명하기로 결심하고 담화 끝에 "침묵하지 말고 나와 논쟁하라"고 호소한다 (장면 6).</w:t>
       </w:r>
     </w:p>
     <w:p>
